--- a/docs/handover/Erzberger_Open_Items_and_Implementation_Status_EN.docx
+++ b/docs/handover/Erzberger_Open_Items_and_Implementation_Status_EN.docx
@@ -720,7 +720,83 @@
           <w:color w:val="222222"/>
           <w:sz w:val="22"/>
         </w:rPr>
-        <w:t>Open</w:t>
+        <w:t>How to enter the number</w:t>
+      </w:r>
+    </w:p>
+    <w:p>
+      <w:pPr>
+        <w:spacing w:after="40" w:line="264" w:lineRule="auto"/>
+        <w:ind w:left="397" w:hanging="397"/>
+      </w:pPr>
+      <w:r>
+        <w:rPr>
+          <w:b/>
+          <w:sz w:val="20"/>
+        </w:rPr>
+        <w:t xml:space="preserve">1.  </w:t>
+      </w:r>
+      <w:r>
+        <w:rPr>
+          <w:sz w:val="20"/>
+        </w:rPr>
+        <w:t>Open Sales -&gt; Orders and open order S00074.</w:t>
+      </w:r>
+    </w:p>
+    <w:p>
+      <w:pPr>
+        <w:spacing w:after="40" w:line="264" w:lineRule="auto"/>
+        <w:ind w:left="397" w:hanging="397"/>
+      </w:pPr>
+      <w:r>
+        <w:rPr>
+          <w:b/>
+          <w:sz w:val="20"/>
+        </w:rPr>
+        <w:t xml:space="preserve">2.  </w:t>
+      </w:r>
+      <w:r>
+        <w:rPr>
+          <w:sz w:val="20"/>
+        </w:rPr>
+        <w:t>Switch to the tab Other Info.</w:t>
+      </w:r>
+    </w:p>
+    <w:p>
+      <w:pPr>
+        <w:spacing w:after="40" w:line="264" w:lineRule="auto"/>
+        <w:ind w:left="397" w:hanging="397"/>
+      </w:pPr>
+      <w:r>
+        <w:rPr>
+          <w:b/>
+          <w:sz w:val="20"/>
+        </w:rPr>
+        <w:t xml:space="preserve">3.  </w:t>
+      </w:r>
+      <w:r>
+        <w:rPr>
+          <w:sz w:val="20"/>
+        </w:rPr>
+        <w:t>Fill in the field Customer Reference in the SALES block.</w:t>
+      </w:r>
+    </w:p>
+    <w:p>
+      <w:pPr>
+        <w:spacing w:after="40" w:line="264" w:lineRule="auto"/>
+        <w:ind w:left="397" w:hanging="397"/>
+      </w:pPr>
+      <w:r>
+        <w:rPr>
+          <w:b/>
+          <w:sz w:val="20"/>
+        </w:rPr>
+        <w:t xml:space="preserve">4.  </w:t>
+      </w:r>
+      <w:r>
+        <w:rPr>
+          <w:sz w:val="20"/>
+        </w:rPr>
+        <w:t>Save the order - the transfer document and the delivery note take the number automatically.</w:t>
       </w:r>
     </w:p>
     <w:p>
@@ -758,6 +834,41 @@
         </w:rPr>
         <w:t>It then appears automatically on all documents and delivery notes of that order.</w:t>
       </w:r>
+    </w:p>
+    <w:tbl>
+      <w:tblPr>
+        <w:tblStyle w:val="TableGrid"/>
+        <w:tblW w:type="auto" w:w="0"/>
+        <w:tblLook w:firstColumn="1" w:firstRow="1" w:lastColumn="0" w:lastRow="0" w:noHBand="0" w:noVBand="1" w:val="04A0"/>
+      </w:tblPr>
+      <w:tblGrid>
+        <w:gridCol w:w="9412"/>
+      </w:tblGrid>
+      <w:tr>
+        <w:tc>
+          <w:tcPr>
+            <w:tcW w:type="dxa" w:w="9412"/>
+            <w:shd w:val="clear" w:color="auto" w:fill="EEF4EF"/>
+          </w:tcPr>
+          <w:p>
+            <w:pPr>
+              <w:spacing w:after="0"/>
+            </w:pPr>
+            <w:r/>
+            <w:r>
+              <w:rPr>
+                <w:sz w:val="18"/>
+              </w:rPr>
+              <w:t>On transfer DS/00036 the field is empty because order S00074 has no customer reference yet.</w:t>
+            </w:r>
+          </w:p>
+        </w:tc>
+      </w:tr>
+    </w:tbl>
+    <w:p>
+      <w:pPr>
+        <w:spacing w:after="40"/>
+      </w:pPr>
     </w:p>
     <w:p>
       <w:pPr>
@@ -864,7 +975,102 @@
           <w:color w:val="222222"/>
           <w:sz w:val="22"/>
         </w:rPr>
-        <w:t>Open</w:t>
+        <w:t>How to fix it: own domain for Odoo</w:t>
+      </w:r>
+    </w:p>
+    <w:p>
+      <w:pPr>
+        <w:spacing w:after="40" w:line="264" w:lineRule="auto"/>
+        <w:ind w:left="397" w:hanging="397"/>
+      </w:pPr>
+      <w:r>
+        <w:rPr>
+          <w:b/>
+          <w:sz w:val="20"/>
+        </w:rPr>
+        <w:t xml:space="preserve">1.  </w:t>
+      </w:r>
+      <w:r>
+        <w:rPr>
+          <w:sz w:val="20"/>
+        </w:rPr>
+        <w:t>Log in at STRATO, open the domain erzberger-verpackungssysteme.de and go to its DNS management.</w:t>
+      </w:r>
+    </w:p>
+    <w:p>
+      <w:pPr>
+        <w:spacing w:after="40" w:line="264" w:lineRule="auto"/>
+        <w:ind w:left="397" w:hanging="397"/>
+      </w:pPr>
+      <w:r>
+        <w:rPr>
+          <w:b/>
+          <w:sz w:val="20"/>
+        </w:rPr>
+        <w:t xml:space="preserve">2.  </w:t>
+      </w:r>
+      <w:r>
+        <w:rPr>
+          <w:sz w:val="20"/>
+        </w:rPr>
+        <w:t>Create a new A record: name erp, type A, value 116.203.51.135, TTL 3600.</w:t>
+      </w:r>
+    </w:p>
+    <w:p>
+      <w:pPr>
+        <w:spacing w:after="40" w:line="264" w:lineRule="auto"/>
+        <w:ind w:left="397" w:hanging="397"/>
+      </w:pPr>
+      <w:r>
+        <w:rPr>
+          <w:b/>
+          <w:sz w:val="20"/>
+        </w:rPr>
+        <w:t xml:space="preserve">3.  </w:t>
+      </w:r>
+      <w:r>
+        <w:rPr>
+          <w:sz w:val="20"/>
+        </w:rPr>
+        <w:t>Alternatively a CNAME: name erp, type CNAME, value erzberger-prod.cloudpepper.site.</w:t>
+      </w:r>
+    </w:p>
+    <w:p>
+      <w:pPr>
+        <w:spacing w:after="40" w:line="264" w:lineRule="auto"/>
+        <w:ind w:left="397" w:hanging="397"/>
+      </w:pPr>
+      <w:r>
+        <w:rPr>
+          <w:b/>
+          <w:sz w:val="20"/>
+        </w:rPr>
+        <w:t xml:space="preserve">4.  </w:t>
+      </w:r>
+      <w:r>
+        <w:rPr>
+          <w:sz w:val="20"/>
+        </w:rPr>
+        <w:t>Tell us the address you want (e.g. erp.erzberger-verpackungssysteme.de).</w:t>
+      </w:r>
+    </w:p>
+    <w:p>
+      <w:pPr>
+        <w:spacing w:after="40" w:line="264" w:lineRule="auto"/>
+        <w:ind w:left="397" w:hanging="397"/>
+      </w:pPr>
+      <w:r>
+        <w:rPr>
+          <w:b/>
+          <w:sz w:val="20"/>
+        </w:rPr>
+        <w:t xml:space="preserve">5.  </w:t>
+      </w:r>
+      <w:r>
+        <w:rPr>
+          <w:sz w:val="20"/>
+        </w:rPr>
+        <w:t>We configure the address, obtain the certificate and switch all links in the mails to your domain.</w:t>
       </w:r>
     </w:p>
     <w:p>
@@ -902,6 +1108,41 @@
         </w:rPr>
         <w:t>The notification mails also contain redirect-url.email links; STRATO objects to these as well and they need the whitelisting.</w:t>
       </w:r>
+    </w:p>
+    <w:tbl>
+      <w:tblPr>
+        <w:tblStyle w:val="TableGrid"/>
+        <w:tblW w:type="auto" w:w="0"/>
+        <w:tblLook w:firstColumn="1" w:firstRow="1" w:lastColumn="0" w:lastRow="0" w:noHBand="0" w:noVBand="1" w:val="04A0"/>
+      </w:tblPr>
+      <w:tblGrid>
+        <w:gridCol w:w="9412"/>
+      </w:tblGrid>
+      <w:tr>
+        <w:tc>
+          <w:tcPr>
+            <w:tcW w:type="dxa" w:w="9412"/>
+            <w:shd w:val="clear" w:color="auto" w:fill="EEF4EF"/>
+          </w:tcPr>
+          <w:p>
+            <w:pPr>
+              <w:spacing w:after="0"/>
+            </w:pPr>
+            <w:r/>
+            <w:r>
+              <w:rPr>
+                <w:sz w:val="18"/>
+              </w:rPr>
+              <w:t>In addition we recommend asking STRATO to whitelist the sender: the notification mails also contain redirect-url.email links.</w:t>
+            </w:r>
+          </w:p>
+        </w:tc>
+      </w:tr>
+    </w:tbl>
+    <w:p>
+      <w:pPr>
+        <w:spacing w:after="40"/>
+      </w:pPr>
     </w:p>
     <w:p>
       <w:pPr>
@@ -983,7 +1224,64 @@
           <w:color w:val="222222"/>
           <w:sz w:val="22"/>
         </w:rPr>
-        <w:t>Open</w:t>
+        <w:t>If a text should appear on an invoice</w:t>
+      </w:r>
+    </w:p>
+    <w:p>
+      <w:pPr>
+        <w:spacing w:after="40" w:line="264" w:lineRule="auto"/>
+        <w:ind w:left="397" w:hanging="397"/>
+      </w:pPr>
+      <w:r>
+        <w:rPr>
+          <w:b/>
+          <w:sz w:val="20"/>
+        </w:rPr>
+        <w:t xml:space="preserve">1.  </w:t>
+      </w:r>
+      <w:r>
+        <w:rPr>
+          <w:sz w:val="20"/>
+        </w:rPr>
+        <w:t>Open the invoice, tab Other Info.</w:t>
+      </w:r>
+    </w:p>
+    <w:p>
+      <w:pPr>
+        <w:spacing w:after="40" w:line="264" w:lineRule="auto"/>
+        <w:ind w:left="397" w:hanging="397"/>
+      </w:pPr>
+      <w:r>
+        <w:rPr>
+          <w:b/>
+          <w:sz w:val="20"/>
+        </w:rPr>
+        <w:t xml:space="preserve">2.  </w:t>
+      </w:r>
+      <w:r>
+        <w:rPr>
+          <w:sz w:val="20"/>
+        </w:rPr>
+        <w:t>Fill in the field Terms and conditions.</w:t>
+      </w:r>
+    </w:p>
+    <w:p>
+      <w:pPr>
+        <w:spacing w:after="40" w:line="264" w:lineRule="auto"/>
+        <w:ind w:left="397" w:hanging="397"/>
+      </w:pPr>
+      <w:r>
+        <w:rPr>
+          <w:b/>
+          <w:sz w:val="20"/>
+        </w:rPr>
+        <w:t xml:space="preserve">3.  </w:t>
+      </w:r>
+      <w:r>
+        <w:rPr>
+          <w:sz w:val="20"/>
+        </w:rPr>
+        <w:t>Save - the text appears on this invoice only.</w:t>
       </w:r>
     </w:p>
     <w:p>
@@ -1255,7 +1553,102 @@
           <w:color w:val="222222"/>
           <w:sz w:val="22"/>
         </w:rPr>
-        <w:t>Open</w:t>
+        <w:t>How to enter the data in Odoo</w:t>
+      </w:r>
+    </w:p>
+    <w:p>
+      <w:pPr>
+        <w:spacing w:after="40" w:line="264" w:lineRule="auto"/>
+        <w:ind w:left="397" w:hanging="397"/>
+      </w:pPr>
+      <w:r>
+        <w:rPr>
+          <w:b/>
+          <w:sz w:val="20"/>
+        </w:rPr>
+        <w:t xml:space="preserve">1.  </w:t>
+      </w:r>
+      <w:r>
+        <w:rPr>
+          <w:sz w:val="20"/>
+        </w:rPr>
+        <w:t>Create the bank account: Settings -&gt; Companies -&gt; Companies -&gt; Erzberger Verpackungssysteme -&gt; tab Bank Accounts -&gt; add a line -&gt; IBAN DE37 8705 4000 3612 0096 47, bank Erzgebirgssparkasse, BIC WELADED1STB, account holder -&gt; save.</w:t>
+      </w:r>
+    </w:p>
+    <w:p>
+      <w:pPr>
+        <w:spacing w:after="40" w:line="264" w:lineRule="auto"/>
+        <w:ind w:left="397" w:hanging="397"/>
+      </w:pPr>
+      <w:r>
+        <w:rPr>
+          <w:b/>
+          <w:sz w:val="20"/>
+        </w:rPr>
+        <w:t xml:space="preserve">2.  </w:t>
+      </w:r>
+      <w:r>
+        <w:rPr>
+          <w:sz w:val="20"/>
+        </w:rPr>
+        <w:t>Same for Erzberger Holzkunst with IBAN DE87 8705 4000 0725 0807 79.</w:t>
+      </w:r>
+    </w:p>
+    <w:p>
+      <w:pPr>
+        <w:spacing w:after="40" w:line="264" w:lineRule="auto"/>
+        <w:ind w:left="397" w:hanging="397"/>
+      </w:pPr>
+      <w:r>
+        <w:rPr>
+          <w:b/>
+          <w:sz w:val="20"/>
+        </w:rPr>
+        <w:t xml:space="preserve">3.  </w:t>
+      </w:r>
+      <w:r>
+        <w:rPr>
+          <w:sz w:val="20"/>
+        </w:rPr>
+        <w:t>Link the bank journal: Accounting -&gt; Configuration -&gt; Journals -&gt; the company bank journal -&gt; field Bank Account -&gt; save.</w:t>
+      </w:r>
+    </w:p>
+    <w:p>
+      <w:pPr>
+        <w:spacing w:after="40" w:line="264" w:lineRule="auto"/>
+        <w:ind w:left="397" w:hanging="397"/>
+      </w:pPr>
+      <w:r>
+        <w:rPr>
+          <w:b/>
+          <w:sz w:val="20"/>
+        </w:rPr>
+        <w:t xml:space="preserve">4.  </w:t>
+      </w:r>
+      <w:r>
+        <w:rPr>
+          <w:sz w:val="20"/>
+        </w:rPr>
+        <w:t>Phone number: Settings -&gt; Companies -&gt; Companies -&gt; Erzberger Verpackungssysteme -&gt; field Phone = +49 37754 337042 -&gt; save.</w:t>
+      </w:r>
+    </w:p>
+    <w:p>
+      <w:pPr>
+        <w:spacing w:after="40" w:line="264" w:lineRule="auto"/>
+        <w:ind w:left="397" w:hanging="397"/>
+      </w:pPr>
+      <w:r>
+        <w:rPr>
+          <w:b/>
+          <w:sz w:val="20"/>
+        </w:rPr>
+        <w:t xml:space="preserve">5.  </w:t>
+      </w:r>
+      <w:r>
+        <w:rPr>
+          <w:sz w:val="20"/>
+        </w:rPr>
+        <w:t>Open the invoice again and re-create the e-invoice.</w:t>
       </w:r>
     </w:p>
     <w:p>
@@ -1293,6 +1686,41 @@
         </w:rPr>
         <w:t>INV/2026/00003 (voucher 50 €) has lines without tax. The e-invoice requires at least one tax per line (e.g. 0 %).</w:t>
       </w:r>
+    </w:p>
+    <w:tbl>
+      <w:tblPr>
+        <w:tblStyle w:val="TableGrid"/>
+        <w:tblW w:type="auto" w:w="0"/>
+        <w:tblLook w:firstColumn="1" w:firstRow="1" w:lastColumn="0" w:lastRow="0" w:noHBand="0" w:noVBand="1" w:val="04A0"/>
+      </w:tblPr>
+      <w:tblGrid>
+        <w:gridCol w:w="9412"/>
+      </w:tblGrid>
+      <w:tr>
+        <w:tc>
+          <w:tcPr>
+            <w:tcW w:type="dxa" w:w="9412"/>
+            <w:shd w:val="clear" w:color="auto" w:fill="EEF4EF"/>
+          </w:tcPr>
+          <w:p>
+            <w:pPr>
+              <w:spacing w:after="0"/>
+            </w:pPr>
+            <w:r/>
+            <w:r>
+              <w:rPr>
+                <w:sz w:val="18"/>
+              </w:rPr>
+              <w:t>Please confirm both IBANs; they were taken from the letterheads. INV/2026/00003 (voucher 50 EUR) has lines without tax - the e-invoice requires at least one tax per line (e.g. 0 %).</w:t>
+            </w:r>
+          </w:p>
+        </w:tc>
+      </w:tr>
+    </w:tbl>
+    <w:p>
+      <w:pPr>
+        <w:spacing w:after="40"/>
+      </w:pPr>
     </w:p>
     <w:p>
       <w:pPr>
@@ -1386,7 +1814,64 @@
           <w:color w:val="222222"/>
           <w:sz w:val="22"/>
         </w:rPr>
-        <w:t>Open</w:t>
+        <w:t>If an invoice looks different again</w:t>
+      </w:r>
+    </w:p>
+    <w:p>
+      <w:pPr>
+        <w:spacing w:after="40" w:line="264" w:lineRule="auto"/>
+        <w:ind w:left="397" w:hanging="397"/>
+      </w:pPr>
+      <w:r>
+        <w:rPr>
+          <w:b/>
+          <w:sz w:val="20"/>
+        </w:rPr>
+        <w:t xml:space="preserve">1.  </w:t>
+      </w:r>
+      <w:r>
+        <w:rPr>
+          <w:sz w:val="20"/>
+        </w:rPr>
+        <w:t>Accounting -&gt; Configuration -&gt; Journals -&gt; the company Sales journal.</w:t>
+      </w:r>
+    </w:p>
+    <w:p>
+      <w:pPr>
+        <w:spacing w:after="40" w:line="264" w:lineRule="auto"/>
+        <w:ind w:left="397" w:hanging="397"/>
+      </w:pPr>
+      <w:r>
+        <w:rPr>
+          <w:b/>
+          <w:sz w:val="20"/>
+        </w:rPr>
+        <w:t xml:space="preserve">2.  </w:t>
+      </w:r>
+      <w:r>
+        <w:rPr>
+          <w:sz w:val="20"/>
+        </w:rPr>
+        <w:t>Check the field PDF template: the Erzberger invoice template must be selected.</w:t>
+      </w:r>
+    </w:p>
+    <w:p>
+      <w:pPr>
+        <w:spacing w:after="40" w:line="264" w:lineRule="auto"/>
+        <w:ind w:left="397" w:hanging="397"/>
+      </w:pPr>
+      <w:r>
+        <w:rPr>
+          <w:b/>
+          <w:sz w:val="20"/>
+        </w:rPr>
+        <w:t xml:space="preserve">3.  </w:t>
+      </w:r>
+      <w:r>
+        <w:rPr>
+          <w:sz w:val="20"/>
+        </w:rPr>
+        <w:t>Save and print the invoice again.</w:t>
       </w:r>
     </w:p>
     <w:p>
@@ -1481,7 +1966,102 @@
           <w:color w:val="222222"/>
           <w:sz w:val="22"/>
         </w:rPr>
-        <w:t>Open</w:t>
+        <w:t>What we need from you</w:t>
+      </w:r>
+    </w:p>
+    <w:p>
+      <w:pPr>
+        <w:spacing w:after="40" w:line="264" w:lineRule="auto"/>
+        <w:ind w:left="397" w:hanging="397"/>
+      </w:pPr>
+      <w:r>
+        <w:rPr>
+          <w:b/>
+          <w:sz w:val="20"/>
+        </w:rPr>
+        <w:t xml:space="preserve">1.  </w:t>
+      </w:r>
+      <w:r>
+        <w:rPr>
+          <w:sz w:val="20"/>
+        </w:rPr>
+        <w:t>Decision on a provider: cloud TSE (fiskaly) or middleware (fiskaltrust).</w:t>
+      </w:r>
+    </w:p>
+    <w:p>
+      <w:pPr>
+        <w:spacing w:after="40" w:line="264" w:lineRule="auto"/>
+        <w:ind w:left="397" w:hanging="397"/>
+      </w:pPr>
+      <w:r>
+        <w:rPr>
+          <w:b/>
+          <w:sz w:val="20"/>
+        </w:rPr>
+        <w:t xml:space="preserve">2.  </w:t>
+      </w:r>
+      <w:r>
+        <w:rPr>
+          <w:sz w:val="20"/>
+        </w:rPr>
+        <w:t>The provider credentials, if already available.</w:t>
+      </w:r>
+    </w:p>
+    <w:p>
+      <w:pPr>
+        <w:spacing w:after="40" w:line="264" w:lineRule="auto"/>
+        <w:ind w:left="397" w:hanging="397"/>
+      </w:pPr>
+      <w:r>
+        <w:rPr>
+          <w:b/>
+          <w:sz w:val="20"/>
+        </w:rPr>
+        <w:t xml:space="preserve">3.  </w:t>
+      </w:r>
+      <w:r>
+        <w:rPr>
+          <w:sz w:val="20"/>
+        </w:rPr>
+        <w:t>TeamViewer ID and password of the POS computer.</w:t>
+      </w:r>
+    </w:p>
+    <w:p>
+      <w:pPr>
+        <w:spacing w:after="40" w:line="264" w:lineRule="auto"/>
+        <w:ind w:left="397" w:hanging="397"/>
+      </w:pPr>
+      <w:r>
+        <w:rPr>
+          <w:b/>
+          <w:sz w:val="20"/>
+        </w:rPr>
+        <w:t xml:space="preserve">4.  </w:t>
+      </w:r>
+      <w:r>
+        <w:rPr>
+          <w:sz w:val="20"/>
+        </w:rPr>
+        <w:t>Preferred date for the setup, including the time.</w:t>
+      </w:r>
+    </w:p>
+    <w:p>
+      <w:pPr>
+        <w:spacing w:after="40" w:line="264" w:lineRule="auto"/>
+        <w:ind w:left="397" w:hanging="397"/>
+      </w:pPr>
+      <w:r>
+        <w:rPr>
+          <w:b/>
+          <w:sz w:val="20"/>
+        </w:rPr>
+        <w:t xml:space="preserve">5.  </w:t>
+      </w:r>
+      <w:r>
+        <w:rPr>
+          <w:sz w:val="20"/>
+        </w:rPr>
+        <w:t>Which receipt printer with TSE stick is in use.</w:t>
       </w:r>
     </w:p>
     <w:p>
@@ -1519,6 +2099,420 @@
         </w:rPr>
         <w:t>On-site setup: TSE stick in the receipt printer, register connection, test receipt.</w:t>
       </w:r>
+    </w:p>
+    <w:p>
+      <w:pPr>
+        <w:keepNext/>
+        <w:spacing w:before="320" w:after="120"/>
+        <w:pBdr>
+          <w:bottom w:val="single" w:sz="6" w:space="3" w:color="1E5E3A"/>
+        </w:pBdr>
+      </w:pPr>
+      <w:r>
+        <w:rPr>
+          <w:b/>
+          <w:color w:val="1E5E3A"/>
+          <w:sz w:val="28"/>
+        </w:rPr>
+        <w:t>What we need from you</w:t>
+      </w:r>
+    </w:p>
+    <w:tbl>
+      <w:tblPr>
+        <w:tblStyle w:val="TableGrid"/>
+        <w:tblW w:type="auto" w:w="0"/>
+        <w:tblLook w:firstColumn="1" w:firstRow="1" w:lastColumn="0" w:lastRow="0" w:noHBand="0" w:noVBand="1" w:val="04A0"/>
+      </w:tblPr>
+      <w:tblGrid>
+        <w:gridCol w:w="3137"/>
+        <w:gridCol w:w="3137"/>
+        <w:gridCol w:w="3137"/>
+      </w:tblGrid>
+      <w:tr>
+        <w:tc>
+          <w:tcPr>
+            <w:tcW w:type="dxa" w:w="794"/>
+            <w:shd w:val="clear" w:color="auto" w:fill="1E5E3A"/>
+          </w:tcPr>
+          <w:p>
+            <w:pPr>
+              <w:spacing w:after="0"/>
+            </w:pPr>
+            <w:r/>
+            <w:r>
+              <w:rPr>
+                <w:b/>
+                <w:color w:val="FFFFFF"/>
+                <w:sz w:val="18"/>
+              </w:rPr>
+              <w:t>Item</w:t>
+            </w:r>
+          </w:p>
+        </w:tc>
+        <w:tc>
+          <w:tcPr>
+            <w:tcW w:type="dxa" w:w="5783"/>
+            <w:shd w:val="clear" w:color="auto" w:fill="1E5E3A"/>
+          </w:tcPr>
+          <w:p>
+            <w:pPr>
+              <w:spacing w:after="0"/>
+            </w:pPr>
+            <w:r/>
+            <w:r>
+              <w:rPr>
+                <w:b/>
+                <w:color w:val="FFFFFF"/>
+                <w:sz w:val="18"/>
+              </w:rPr>
+              <w:t>What we need</w:t>
+            </w:r>
+          </w:p>
+        </w:tc>
+        <w:tc>
+          <w:tcPr>
+            <w:tcW w:type="dxa" w:w="2608"/>
+            <w:shd w:val="clear" w:color="auto" w:fill="1E5E3A"/>
+          </w:tcPr>
+          <w:p>
+            <w:pPr>
+              <w:spacing w:after="0"/>
+            </w:pPr>
+            <w:r/>
+            <w:r>
+              <w:rPr>
+                <w:b/>
+                <w:color w:val="FFFFFF"/>
+                <w:sz w:val="18"/>
+              </w:rPr>
+              <w:t>From</w:t>
+            </w:r>
+          </w:p>
+        </w:tc>
+      </w:tr>
+      <w:tr>
+        <w:tc>
+          <w:tcPr>
+            <w:tcW w:type="dxa" w:w="794"/>
+          </w:tcPr>
+          <w:p>
+            <w:pPr>
+              <w:spacing w:after="0" w:line="252" w:lineRule="auto"/>
+            </w:pPr>
+            <w:r/>
+            <w:r>
+              <w:rPr>
+                <w:sz w:val="18"/>
+              </w:rPr>
+              <w:t>2a</w:t>
+            </w:r>
+          </w:p>
+        </w:tc>
+        <w:tc>
+          <w:tcPr>
+            <w:tcW w:type="dxa" w:w="5783"/>
+          </w:tcPr>
+          <w:p>
+            <w:pPr>
+              <w:spacing w:after="0" w:line="252" w:lineRule="auto"/>
+            </w:pPr>
+            <w:r/>
+            <w:r>
+              <w:rPr>
+                <w:sz w:val="18"/>
+              </w:rPr>
+              <w:t>A record erp.erzberger-verpackungssysteme.de -&gt; 116.203.51.135</w:t>
+            </w:r>
+          </w:p>
+        </w:tc>
+        <w:tc>
+          <w:tcPr>
+            <w:tcW w:type="dxa" w:w="2608"/>
+          </w:tcPr>
+          <w:p>
+            <w:pPr>
+              <w:spacing w:after="0" w:line="252" w:lineRule="auto"/>
+            </w:pPr>
+            <w:r/>
+            <w:r>
+              <w:rPr>
+                <w:sz w:val="18"/>
+              </w:rPr>
+              <w:t>STRATO / IT</w:t>
+            </w:r>
+          </w:p>
+        </w:tc>
+      </w:tr>
+      <w:tr>
+        <w:tc>
+          <w:tcPr>
+            <w:tcW w:type="dxa" w:w="794"/>
+          </w:tcPr>
+          <w:p>
+            <w:pPr>
+              <w:spacing w:after="0" w:line="252" w:lineRule="auto"/>
+            </w:pPr>
+            <w:r/>
+            <w:r>
+              <w:rPr>
+                <w:sz w:val="18"/>
+              </w:rPr>
+              <w:t>2b</w:t>
+            </w:r>
+          </w:p>
+        </w:tc>
+        <w:tc>
+          <w:tcPr>
+            <w:tcW w:type="dxa" w:w="5783"/>
+          </w:tcPr>
+          <w:p>
+            <w:pPr>
+              <w:spacing w:after="0" w:line="252" w:lineRule="auto"/>
+            </w:pPr>
+            <w:r/>
+            <w:r>
+              <w:rPr>
+                <w:sz w:val="18"/>
+              </w:rPr>
+              <w:t>Feedback on the sender whitelisting at STRATO</w:t>
+            </w:r>
+          </w:p>
+        </w:tc>
+        <w:tc>
+          <w:tcPr>
+            <w:tcW w:type="dxa" w:w="2608"/>
+          </w:tcPr>
+          <w:p>
+            <w:pPr>
+              <w:spacing w:after="0" w:line="252" w:lineRule="auto"/>
+            </w:pPr>
+            <w:r/>
+            <w:r>
+              <w:rPr>
+                <w:sz w:val="18"/>
+              </w:rPr>
+              <w:t>STRATO / IT</w:t>
+            </w:r>
+          </w:p>
+        </w:tc>
+      </w:tr>
+      <w:tr>
+        <w:tc>
+          <w:tcPr>
+            <w:tcW w:type="dxa" w:w="794"/>
+          </w:tcPr>
+          <w:p>
+            <w:pPr>
+              <w:spacing w:after="0" w:line="252" w:lineRule="auto"/>
+            </w:pPr>
+            <w:r/>
+            <w:r>
+              <w:rPr>
+                <w:sz w:val="18"/>
+              </w:rPr>
+              <w:t>4a</w:t>
+            </w:r>
+          </w:p>
+        </w:tc>
+        <w:tc>
+          <w:tcPr>
+            <w:tcW w:type="dxa" w:w="5783"/>
+          </w:tcPr>
+          <w:p>
+            <w:pPr>
+              <w:spacing w:after="0" w:line="252" w:lineRule="auto"/>
+            </w:pPr>
+            <w:r/>
+            <w:r>
+              <w:rPr>
+                <w:sz w:val="18"/>
+              </w:rPr>
+              <w:t>Confirmation of both IBANs</w:t>
+            </w:r>
+          </w:p>
+        </w:tc>
+        <w:tc>
+          <w:tcPr>
+            <w:tcW w:type="dxa" w:w="2608"/>
+          </w:tcPr>
+          <w:p>
+            <w:pPr>
+              <w:spacing w:after="0" w:line="252" w:lineRule="auto"/>
+            </w:pPr>
+            <w:r/>
+            <w:r>
+              <w:rPr>
+                <w:sz w:val="18"/>
+              </w:rPr>
+              <w:t>Accounting</w:t>
+            </w:r>
+          </w:p>
+        </w:tc>
+      </w:tr>
+      <w:tr>
+        <w:tc>
+          <w:tcPr>
+            <w:tcW w:type="dxa" w:w="794"/>
+          </w:tcPr>
+          <w:p>
+            <w:pPr>
+              <w:spacing w:after="0" w:line="252" w:lineRule="auto"/>
+            </w:pPr>
+            <w:r/>
+            <w:r>
+              <w:rPr>
+                <w:sz w:val="18"/>
+              </w:rPr>
+              <w:t>4b</w:t>
+            </w:r>
+          </w:p>
+        </w:tc>
+        <w:tc>
+          <w:tcPr>
+            <w:tcW w:type="dxa" w:w="5783"/>
+          </w:tcPr>
+          <w:p>
+            <w:pPr>
+              <w:spacing w:after="0" w:line="252" w:lineRule="auto"/>
+            </w:pPr>
+            <w:r/>
+            <w:r>
+              <w:rPr>
+                <w:sz w:val="18"/>
+              </w:rPr>
+              <w:t>Tax rate for lines without tax (e.g. 0 %)</w:t>
+            </w:r>
+          </w:p>
+        </w:tc>
+        <w:tc>
+          <w:tcPr>
+            <w:tcW w:type="dxa" w:w="2608"/>
+          </w:tcPr>
+          <w:p>
+            <w:pPr>
+              <w:spacing w:after="0" w:line="252" w:lineRule="auto"/>
+            </w:pPr>
+            <w:r/>
+            <w:r>
+              <w:rPr>
+                <w:sz w:val="18"/>
+              </w:rPr>
+              <w:t>Accounting</w:t>
+            </w:r>
+          </w:p>
+        </w:tc>
+      </w:tr>
+      <w:tr>
+        <w:tc>
+          <w:tcPr>
+            <w:tcW w:type="dxa" w:w="794"/>
+          </w:tcPr>
+          <w:p>
+            <w:pPr>
+              <w:spacing w:after="0" w:line="252" w:lineRule="auto"/>
+            </w:pPr>
+            <w:r/>
+            <w:r>
+              <w:rPr>
+                <w:sz w:val="18"/>
+              </w:rPr>
+              <w:t>6a</w:t>
+            </w:r>
+          </w:p>
+        </w:tc>
+        <w:tc>
+          <w:tcPr>
+            <w:tcW w:type="dxa" w:w="5783"/>
+          </w:tcPr>
+          <w:p>
+            <w:pPr>
+              <w:spacing w:after="0" w:line="252" w:lineRule="auto"/>
+            </w:pPr>
+            <w:r/>
+            <w:r>
+              <w:rPr>
+                <w:sz w:val="18"/>
+              </w:rPr>
+              <w:t>TeamViewer ID and password of the POS computer</w:t>
+            </w:r>
+          </w:p>
+        </w:tc>
+        <w:tc>
+          <w:tcPr>
+            <w:tcW w:type="dxa" w:w="2608"/>
+          </w:tcPr>
+          <w:p>
+            <w:pPr>
+              <w:spacing w:after="0" w:line="252" w:lineRule="auto"/>
+            </w:pPr>
+            <w:r/>
+            <w:r>
+              <w:rPr>
+                <w:sz w:val="18"/>
+              </w:rPr>
+              <w:t>Shop</w:t>
+            </w:r>
+          </w:p>
+        </w:tc>
+      </w:tr>
+      <w:tr>
+        <w:tc>
+          <w:tcPr>
+            <w:tcW w:type="dxa" w:w="794"/>
+          </w:tcPr>
+          <w:p>
+            <w:pPr>
+              <w:spacing w:after="0" w:line="252" w:lineRule="auto"/>
+            </w:pPr>
+            <w:r/>
+            <w:r>
+              <w:rPr>
+                <w:sz w:val="18"/>
+              </w:rPr>
+              <w:t>6b</w:t>
+            </w:r>
+          </w:p>
+        </w:tc>
+        <w:tc>
+          <w:tcPr>
+            <w:tcW w:type="dxa" w:w="5783"/>
+          </w:tcPr>
+          <w:p>
+            <w:pPr>
+              <w:spacing w:after="0" w:line="252" w:lineRule="auto"/>
+            </w:pPr>
+            <w:r/>
+            <w:r>
+              <w:rPr>
+                <w:sz w:val="18"/>
+              </w:rPr>
+              <w:t>Appointment for the setup</w:t>
+            </w:r>
+          </w:p>
+        </w:tc>
+        <w:tc>
+          <w:tcPr>
+            <w:tcW w:type="dxa" w:w="2608"/>
+          </w:tcPr>
+          <w:p>
+            <w:pPr>
+              <w:spacing w:after="0" w:line="252" w:lineRule="auto"/>
+            </w:pPr>
+            <w:r/>
+            <w:r>
+              <w:rPr>
+                <w:sz w:val="18"/>
+              </w:rPr>
+              <w:t>Management</w:t>
+            </w:r>
+          </w:p>
+        </w:tc>
+      </w:tr>
+    </w:tbl>
+    <w:p>
+      <w:pPr>
+        <w:spacing w:after="40"/>
+      </w:pPr>
     </w:p>
     <w:p>
       <w:pPr>

--- a/docs/handover/Erzberger_Open_Items_and_Implementation_Status_EN.docx
+++ b/docs/handover/Erzberger_Open_Items_and_Implementation_Status_EN.docx
@@ -1931,6 +1931,19 @@
     </w:p>
     <w:p>
       <w:pPr>
+        <w:spacing w:after="120" w:before="0" w:line="269" w:lineRule="auto"/>
+      </w:pPr>
+      <w:r>
+        <w:rPr>
+          <w:b w:val="0"/>
+          <w:i w:val="0"/>
+          <w:sz w:val="21"/>
+        </w:rPr>
+        <w:t>A statement about the technical connection is not possible yet, because it has not been tested. That requires remote access to the POS computer first.</w:t>
+      </w:r>
+    </w:p>
+    <w:p>
+      <w:pPr>
         <w:keepNext/>
         <w:spacing w:before="200" w:after="60"/>
       </w:pPr>
@@ -1966,7 +1979,7 @@
           <w:color w:val="222222"/>
           <w:sz w:val="22"/>
         </w:rPr>
-        <w:t>What we need from you</w:t>
+        <w:t>What we need from you first</w:t>
       </w:r>
     </w:p>
     <w:p>
@@ -1985,7 +1998,7 @@
         <w:rPr>
           <w:sz w:val="20"/>
         </w:rPr>
-        <w:t>Decision on a provider: cloud TSE (fiskaly) or middleware (fiskaltrust).</w:t>
+        <w:t>TeamViewer ID and password of the POS computer.</w:t>
       </w:r>
     </w:p>
     <w:p>
@@ -2004,7 +2017,7 @@
         <w:rPr>
           <w:sz w:val="20"/>
         </w:rPr>
-        <w:t>The provider credentials, if already available.</w:t>
+        <w:t>Preferred date and time for the remote session.</w:t>
       </w:r>
     </w:p>
     <w:p>
@@ -2023,7 +2036,7 @@
         <w:rPr>
           <w:sz w:val="20"/>
         </w:rPr>
-        <w:t>TeamViewer ID and password of the POS computer.</w:t>
+        <w:t>Which receipt printer is in use and whether a TSE stick is present.</w:t>
       </w:r>
     </w:p>
     <w:p>
@@ -2042,7 +2055,7 @@
         <w:rPr>
           <w:sz w:val="20"/>
         </w:rPr>
-        <w:t>Preferred date for the setup, including the time.</w:t>
+        <w:t>Only after checking the setup via TeamViewer we clarify the technical connection and report what is needed.</w:t>
       </w:r>
     </w:p>
     <w:p>
@@ -2061,43 +2074,7 @@
         <w:rPr>
           <w:sz w:val="20"/>
         </w:rPr>
-        <w:t>Which receipt printer with TSE stick is in use.</w:t>
-      </w:r>
-    </w:p>
-    <w:p>
-      <w:pPr>
-        <w:pStyle w:val="ListBullet"/>
-        <w:spacing w:after="40" w:line="264" w:lineRule="auto"/>
-      </w:pPr>
-      <w:r>
-        <w:rPr>
-          <w:sz w:val="20"/>
-        </w:rPr>
-        <w:t>Decide on a provider (cloud TSE via fiskaly, or middleware via fiskaltrust).</w:t>
-      </w:r>
-    </w:p>
-    <w:p>
-      <w:pPr>
-        <w:pStyle w:val="ListBullet"/>
-        <w:spacing w:after="40" w:line="264" w:lineRule="auto"/>
-      </w:pPr>
-      <w:r>
-        <w:rPr>
-          <w:sz w:val="20"/>
-        </w:rPr>
-        <w:t>Provide the provider credentials.</w:t>
-      </w:r>
-    </w:p>
-    <w:p>
-      <w:pPr>
-        <w:pStyle w:val="ListBullet"/>
-        <w:spacing w:after="40" w:line="264" w:lineRule="auto"/>
-      </w:pPr>
-      <w:r>
-        <w:rPr>
-          <w:sz w:val="20"/>
-        </w:rPr>
-        <w:t>On-site setup: TSE stick in the receipt printer, register connection, test receipt.</w:t>
+        <w:t>The go-ahead for the setup follows afterwards - nothing is changed before that.</w:t>
       </w:r>
     </w:p>
     <w:p>
@@ -2486,7 +2463,60 @@
               <w:rPr>
                 <w:sz w:val="18"/>
               </w:rPr>
-              <w:t>Appointment for the setup</w:t>
+              <w:t>Which receipt printer and TSE stick</w:t>
+            </w:r>
+          </w:p>
+        </w:tc>
+        <w:tc>
+          <w:tcPr>
+            <w:tcW w:type="dxa" w:w="2608"/>
+          </w:tcPr>
+          <w:p>
+            <w:pPr>
+              <w:spacing w:after="0" w:line="252" w:lineRule="auto"/>
+            </w:pPr>
+            <w:r/>
+            <w:r>
+              <w:rPr>
+                <w:sz w:val="18"/>
+              </w:rPr>
+              <w:t>Shop</w:t>
+            </w:r>
+          </w:p>
+        </w:tc>
+      </w:tr>
+      <w:tr>
+        <w:tc>
+          <w:tcPr>
+            <w:tcW w:type="dxa" w:w="794"/>
+          </w:tcPr>
+          <w:p>
+            <w:pPr>
+              <w:spacing w:after="0" w:line="252" w:lineRule="auto"/>
+            </w:pPr>
+            <w:r/>
+            <w:r>
+              <w:rPr>
+                <w:sz w:val="18"/>
+              </w:rPr>
+              <w:t>6c</w:t>
+            </w:r>
+          </w:p>
+        </w:tc>
+        <w:tc>
+          <w:tcPr>
+            <w:tcW w:type="dxa" w:w="5783"/>
+          </w:tcPr>
+          <w:p>
+            <w:pPr>
+              <w:spacing w:after="0" w:line="252" w:lineRule="auto"/>
+            </w:pPr>
+            <w:r/>
+            <w:r>
+              <w:rPr>
+                <w:sz w:val="18"/>
+              </w:rPr>
+              <w:t>Appointment for the remote session</w:t>
             </w:r>
           </w:p>
         </w:tc>
